--- a/1-Prototipagem-Eletromecanica/Projeto-Final/Projeto-Final-Cintia.docx
+++ b/1-Prototipagem-Eletromecanica/Projeto-Final/Projeto-Final-Cintia.docx
@@ -28,6 +28,7 @@
           </w:tcPr>
           <w:p>
             <w:pPr>
+              <w:spacing w:line="360" w:lineRule="auto"/>
               <w:jc w:val="center"/>
               <w:rPr>
                 <w:rFonts w:ascii="Didot" w:hAnsi="Didot" w:cs="Didot"/>
@@ -43,9 +44,17 @@
                 <w:szCs w:val="40"/>
               </w:rPr>
               <w:drawing>
-                <wp:inline distT="0" distB="0" distL="0" distR="0" wp14:anchorId="76792A21" wp14:editId="032D821D">
+                <wp:anchor distT="0" distB="0" distL="114300" distR="114300" simplePos="0" relativeHeight="251658240" behindDoc="0" locked="0" layoutInCell="1" allowOverlap="1" wp14:anchorId="76792A21" wp14:editId="7F147611">
+                  <wp:simplePos x="0" y="0"/>
+                  <wp:positionH relativeFrom="margin">
+                    <wp:align>center</wp:align>
+                  </wp:positionH>
+                  <wp:positionV relativeFrom="margin">
+                    <wp:align>top</wp:align>
+                  </wp:positionV>
                   <wp:extent cx="1130396" cy="887506"/>
                   <wp:effectExtent l="0" t="0" r="0" b="1905"/>
+                  <wp:wrapSquare wrapText="bothSides"/>
                   <wp:docPr id="1051326039" name="Picture 1" descr="A close up of a sign&#10;&#10;AI-generated content may be incorrect."/>
                   <wp:cNvGraphicFramePr>
                     <a:graphicFrameLocks xmlns:a="http://schemas.openxmlformats.org/drawingml/2006/main" noChangeAspect="1"/>
@@ -58,7 +67,7 @@
                           <pic:cNvPicPr/>
                         </pic:nvPicPr>
                         <pic:blipFill>
-                          <a:blip r:embed="rId4" cstate="print">
+                          <a:blip r:embed="rId8" cstate="print">
                             <a:extLst>
                               <a:ext uri="{28A0092B-C50C-407E-A947-70E740481C1C}">
                                 <a14:useLocalDpi xmlns:a14="http://schemas.microsoft.com/office/drawing/2010/main" val="0"/>
@@ -72,7 +81,7 @@
                         <pic:spPr>
                           <a:xfrm>
                             <a:off x="0" y="0"/>
-                            <a:ext cx="1180695" cy="926997"/>
+                            <a:ext cx="1130396" cy="887506"/>
                           </a:xfrm>
                           <a:prstGeom prst="rect">
                             <a:avLst/>
@@ -81,7 +90,7 @@
                       </pic:pic>
                     </a:graphicData>
                   </a:graphic>
-                </wp:inline>
+                </wp:anchor>
               </w:drawing>
             </w:r>
           </w:p>
@@ -92,6 +101,7 @@
           </w:tcPr>
           <w:p>
             <w:pPr>
+              <w:spacing w:line="360" w:lineRule="auto"/>
               <w:rPr>
                 <w:rFonts w:ascii="Didot" w:hAnsi="Didot" w:cs="Didot"/>
               </w:rPr>
@@ -105,13 +115,7 @@
           </w:p>
           <w:p>
             <w:pPr>
-              <w:rPr>
-                <w:rFonts w:ascii="Didot" w:hAnsi="Didot" w:cs="Didot"/>
-              </w:rPr>
-            </w:pPr>
-          </w:p>
-          <w:p>
-            <w:pPr>
+              <w:spacing w:line="360" w:lineRule="auto"/>
               <w:rPr>
                 <w:rFonts w:ascii="Didot" w:hAnsi="Didot" w:cs="Didot"/>
               </w:rPr>
@@ -125,6 +129,7 @@
           </w:p>
           <w:p>
             <w:pPr>
+              <w:spacing w:line="360" w:lineRule="auto"/>
               <w:rPr>
                 <w:rFonts w:ascii="Didot" w:hAnsi="Didot" w:cs="Didot"/>
               </w:rPr>
@@ -152,19 +157,7 @@
           </w:p>
           <w:p>
             <w:pPr>
-              <w:rPr>
-                <w:rFonts w:ascii="Didot" w:hAnsi="Didot" w:cs="Didot"/>
-              </w:rPr>
-            </w:pPr>
-            <w:r>
-              <w:rPr>
-                <w:rFonts w:ascii="Didot" w:hAnsi="Didot" w:cs="Didot"/>
-              </w:rPr>
-              <w:t>Matrícula:</w:t>
-            </w:r>
-          </w:p>
-          <w:p>
-            <w:pPr>
+              <w:spacing w:line="360" w:lineRule="auto"/>
               <w:jc w:val="right"/>
               <w:rPr>
                 <w:rFonts w:ascii="Didot" w:hAnsi="Didot" w:cs="Didot"/>
@@ -174,7 +167,13 @@
               <w:rPr>
                 <w:rFonts w:ascii="Didot" w:hAnsi="Didot" w:cs="Didot"/>
               </w:rPr>
-              <w:t>Outubro / 2025</w:t>
+              <w:t>Novembro</w:t>
+            </w:r>
+            <w:r>
+              <w:rPr>
+                <w:rFonts w:ascii="Didot" w:hAnsi="Didot" w:cs="Didot"/>
+              </w:rPr>
+              <w:t xml:space="preserve"> / 2025</w:t>
             </w:r>
           </w:p>
         </w:tc>
@@ -182,97 +181,115 @@
     </w:tbl>
     <w:p>
       <w:pPr>
-        <w:rPr>
-          <w:rFonts w:ascii="Didot" w:hAnsi="Didot" w:cs="Didot"/>
-        </w:rPr>
-      </w:pPr>
-    </w:p>
-    <w:p>
-      <w:pPr>
-        <w:rPr>
-          <w:rFonts w:ascii="Didot" w:hAnsi="Didot" w:cs="Didot"/>
-        </w:rPr>
-      </w:pPr>
-    </w:p>
-    <w:p>
-      <w:pPr>
-        <w:rPr>
-          <w:rFonts w:ascii="Didot" w:hAnsi="Didot" w:cs="Didot"/>
-        </w:rPr>
-      </w:pPr>
-    </w:p>
-    <w:p>
-      <w:pPr>
-        <w:rPr>
-          <w:rFonts w:ascii="Didot" w:hAnsi="Didot" w:cs="Didot"/>
-        </w:rPr>
-      </w:pPr>
-    </w:p>
-    <w:p>
-      <w:pPr>
-        <w:rPr>
-          <w:rFonts w:ascii="Didot" w:hAnsi="Didot" w:cs="Didot"/>
-        </w:rPr>
-      </w:pPr>
-    </w:p>
-    <w:p>
-      <w:pPr>
-        <w:rPr>
-          <w:rFonts w:ascii="Didot" w:hAnsi="Didot" w:cs="Didot"/>
-        </w:rPr>
-      </w:pPr>
-    </w:p>
-    <w:p>
-      <w:pPr>
-        <w:rPr>
-          <w:rFonts w:ascii="Didot" w:hAnsi="Didot" w:cs="Didot"/>
-        </w:rPr>
-      </w:pPr>
-    </w:p>
-    <w:p>
-      <w:pPr>
-        <w:rPr>
-          <w:rFonts w:ascii="Didot" w:hAnsi="Didot" w:cs="Didot"/>
-        </w:rPr>
-      </w:pPr>
-    </w:p>
-    <w:p>
-      <w:pPr>
+        <w:spacing w:line="360" w:lineRule="auto"/>
+        <w:rPr>
+          <w:rFonts w:ascii="Didot" w:hAnsi="Didot" w:cs="Didot"/>
+        </w:rPr>
+      </w:pPr>
+    </w:p>
+    <w:p>
+      <w:pPr>
+        <w:spacing w:line="360" w:lineRule="auto"/>
+        <w:rPr>
+          <w:rFonts w:ascii="Didot" w:hAnsi="Didot" w:cs="Didot"/>
+        </w:rPr>
+      </w:pPr>
+    </w:p>
+    <w:p>
+      <w:pPr>
+        <w:spacing w:line="360" w:lineRule="auto"/>
+        <w:rPr>
+          <w:rFonts w:ascii="Didot" w:hAnsi="Didot" w:cs="Didot"/>
+        </w:rPr>
+      </w:pPr>
+    </w:p>
+    <w:p>
+      <w:pPr>
+        <w:spacing w:line="360" w:lineRule="auto"/>
+        <w:rPr>
+          <w:rFonts w:ascii="Didot" w:hAnsi="Didot" w:cs="Didot"/>
+        </w:rPr>
+      </w:pPr>
+    </w:p>
+    <w:p>
+      <w:pPr>
+        <w:spacing w:line="360" w:lineRule="auto"/>
+        <w:rPr>
+          <w:rFonts w:ascii="Didot" w:hAnsi="Didot" w:cs="Didot"/>
+        </w:rPr>
+      </w:pPr>
+    </w:p>
+    <w:p>
+      <w:pPr>
+        <w:spacing w:line="360" w:lineRule="auto"/>
+        <w:rPr>
+          <w:rFonts w:ascii="Didot" w:hAnsi="Didot" w:cs="Didot"/>
+        </w:rPr>
+      </w:pPr>
+    </w:p>
+    <w:p>
+      <w:pPr>
+        <w:spacing w:line="360" w:lineRule="auto"/>
+        <w:rPr>
+          <w:rFonts w:ascii="Didot" w:hAnsi="Didot" w:cs="Didot"/>
+        </w:rPr>
+      </w:pPr>
+    </w:p>
+    <w:p>
+      <w:pPr>
+        <w:spacing w:line="360" w:lineRule="auto"/>
+        <w:rPr>
+          <w:rFonts w:ascii="Didot" w:hAnsi="Didot" w:cs="Didot"/>
+        </w:rPr>
+      </w:pPr>
+    </w:p>
+    <w:p>
+      <w:pPr>
+        <w:spacing w:line="360" w:lineRule="auto"/>
         <w:jc w:val="center"/>
         <w:rPr>
           <w:rFonts w:ascii="Didot" w:hAnsi="Didot" w:cs="Didot"/>
-        </w:rPr>
-      </w:pPr>
-      <w:r>
-        <w:rPr>
-          <w:rFonts w:ascii="Didot" w:hAnsi="Didot" w:cs="Didot"/>
-        </w:rPr>
-        <w:t>Projeto Final</w:t>
-      </w:r>
-    </w:p>
-    <w:p>
-      <w:pPr>
-        <w:rPr>
-          <w:rFonts w:ascii="Didot" w:hAnsi="Didot" w:cs="Didot"/>
-        </w:rPr>
-      </w:pPr>
-    </w:p>
-    <w:p>
-      <w:pPr>
-        <w:rPr>
-          <w:rFonts w:ascii="Didot" w:hAnsi="Didot" w:cs="Didot"/>
-        </w:rPr>
-      </w:pPr>
-    </w:p>
-    <w:p>
-      <w:pPr>
-        <w:rPr>
-          <w:rFonts w:ascii="Didot" w:hAnsi="Didot" w:cs="Didot"/>
-        </w:rPr>
-      </w:pPr>
-    </w:p>
-    <w:p>
-      <w:pPr>
+          <w:sz w:val="28"/>
+          <w:szCs w:val="28"/>
+        </w:rPr>
+      </w:pPr>
+      <w:r>
+        <w:rPr>
+          <w:rFonts w:ascii="Didot" w:hAnsi="Didot" w:cs="Didot"/>
+          <w:sz w:val="28"/>
+          <w:szCs w:val="28"/>
+        </w:rPr>
+        <w:t>Iluminador Fotográfico Inteligente</w:t>
+      </w:r>
+    </w:p>
+    <w:p>
+      <w:pPr>
+        <w:spacing w:line="360" w:lineRule="auto"/>
+        <w:rPr>
+          <w:rFonts w:ascii="Didot" w:hAnsi="Didot" w:cs="Didot"/>
+        </w:rPr>
+      </w:pPr>
+    </w:p>
+    <w:p>
+      <w:pPr>
+        <w:spacing w:line="360" w:lineRule="auto"/>
+        <w:rPr>
+          <w:rFonts w:ascii="Didot" w:hAnsi="Didot" w:cs="Didot"/>
+        </w:rPr>
+      </w:pPr>
+    </w:p>
+    <w:p>
+      <w:pPr>
+        <w:spacing w:line="360" w:lineRule="auto"/>
+        <w:jc w:val="both"/>
+        <w:rPr>
+          <w:rFonts w:ascii="Didot" w:hAnsi="Didot" w:cs="Didot"/>
+        </w:rPr>
+      </w:pPr>
+    </w:p>
+    <w:p>
+      <w:pPr>
+        <w:spacing w:line="360" w:lineRule="auto"/>
         <w:rPr>
           <w:rFonts w:ascii="Didot" w:hAnsi="Didot" w:cs="Didot"/>
           <w:lang w:val="en-US"/>
@@ -281,90 +298,40 @@
     </w:p>
     <w:p>
       <w:pPr>
-        <w:rPr>
-          <w:rFonts w:ascii="Didot" w:hAnsi="Didot" w:cs="Didot"/>
-        </w:rPr>
-      </w:pPr>
-    </w:p>
-    <w:p>
-      <w:pPr>
-        <w:rPr>
-          <w:rFonts w:ascii="Didot" w:hAnsi="Didot" w:cs="Didot"/>
-        </w:rPr>
-      </w:pPr>
-    </w:p>
-    <w:p>
-      <w:pPr>
-        <w:rPr>
-          <w:rFonts w:ascii="Didot" w:hAnsi="Didot" w:cs="Didot"/>
-        </w:rPr>
-      </w:pPr>
-    </w:p>
-    <w:p>
-      <w:pPr>
-        <w:jc w:val="center"/>
-        <w:rPr>
-          <w:rFonts w:ascii="Didot" w:hAnsi="Didot" w:cs="Didot"/>
-        </w:rPr>
-      </w:pPr>
-    </w:p>
-    <w:p>
-      <w:pPr>
-        <w:jc w:val="center"/>
-        <w:rPr>
-          <w:rFonts w:ascii="Didot" w:hAnsi="Didot" w:cs="Didot"/>
-        </w:rPr>
-      </w:pPr>
-    </w:p>
-    <w:p>
-      <w:pPr>
-        <w:jc w:val="center"/>
-        <w:rPr>
-          <w:rFonts w:ascii="Didot" w:hAnsi="Didot" w:cs="Didot"/>
-        </w:rPr>
-      </w:pPr>
-    </w:p>
-    <w:p>
-      <w:pPr>
-        <w:jc w:val="center"/>
-        <w:rPr>
-          <w:rFonts w:ascii="Didot" w:hAnsi="Didot" w:cs="Didot"/>
-        </w:rPr>
-      </w:pPr>
-    </w:p>
-    <w:p>
-      <w:pPr>
-        <w:jc w:val="center"/>
-        <w:rPr>
-          <w:rFonts w:ascii="Didot" w:hAnsi="Didot" w:cs="Didot"/>
-        </w:rPr>
-      </w:pPr>
-    </w:p>
-    <w:p>
-      <w:pPr>
-        <w:jc w:val="center"/>
-        <w:rPr>
-          <w:rFonts w:ascii="Didot" w:hAnsi="Didot" w:cs="Didot"/>
-        </w:rPr>
-      </w:pPr>
-    </w:p>
-    <w:p>
-      <w:pPr>
-        <w:jc w:val="center"/>
-        <w:rPr>
-          <w:rFonts w:ascii="Didot" w:hAnsi="Didot" w:cs="Didot"/>
-        </w:rPr>
-      </w:pPr>
-      <w:r>
-        <w:rPr>
-          <w:rFonts w:ascii="Didot" w:hAnsi="Didot" w:cs="Didot"/>
-        </w:rPr>
-        <w:t>2025</w:t>
-      </w:r>
+        <w:spacing w:line="360" w:lineRule="auto"/>
+        <w:rPr>
+          <w:rFonts w:ascii="Didot" w:hAnsi="Didot" w:cs="Didot"/>
+        </w:rPr>
+      </w:pPr>
+    </w:p>
+    <w:p>
+      <w:pPr>
+        <w:spacing w:line="360" w:lineRule="auto"/>
+        <w:rPr>
+          <w:rFonts w:ascii="Didot" w:hAnsi="Didot" w:cs="Didot"/>
+        </w:rPr>
+      </w:pPr>
+    </w:p>
+    <w:p>
+      <w:pPr>
+        <w:spacing w:line="360" w:lineRule="auto"/>
+        <w:rPr>
+          <w:rFonts w:ascii="Didot" w:hAnsi="Didot" w:cs="Didot"/>
+        </w:rPr>
+      </w:pPr>
+    </w:p>
+    <w:p>
+      <w:pPr>
+        <w:spacing w:line="360" w:lineRule="auto"/>
+        <w:rPr>
+          <w:rFonts w:ascii="Didot" w:hAnsi="Didot" w:cs="Didot"/>
+        </w:rPr>
+      </w:pPr>
     </w:p>
     <w:p>
       <w:pPr>
         <w:pStyle w:val="Heading1"/>
+        <w:spacing w:line="360" w:lineRule="auto"/>
       </w:pPr>
       <w:r>
         <w:lastRenderedPageBreak/>
@@ -379,7 +346,30 @@
     </w:p>
     <w:p>
       <w:pPr>
+        <w:spacing w:line="360" w:lineRule="auto"/>
+        <w:rPr>
+          <w:rFonts w:ascii="Didot" w:hAnsi="Didot" w:cs="Didot"/>
+        </w:rPr>
+      </w:pPr>
+      <w:r>
+        <w:rPr>
+          <w:rFonts w:ascii="Didot" w:hAnsi="Didot" w:cs="Didot" w:hint="cs"/>
+        </w:rPr>
+        <w:t>O protótipo consiste em um iluminador de LED com ajuste automático de intensidade conforme a luz ambiente.</w:t>
+      </w:r>
+    </w:p>
+    <w:p>
+      <w:pPr>
+        <w:spacing w:line="360" w:lineRule="auto"/>
+        <w:rPr>
+          <w:rFonts w:ascii="Didot" w:hAnsi="Didot" w:cs="Didot" w:hint="cs"/>
+        </w:rPr>
+      </w:pPr>
+    </w:p>
+    <w:p>
+      <w:pPr>
         <w:pStyle w:val="Heading2"/>
+        <w:spacing w:line="360" w:lineRule="auto"/>
       </w:pPr>
       <w:r>
         <w:t>1.1 Objetivo</w:t>
@@ -387,6 +377,21 @@
     </w:p>
     <w:p>
       <w:pPr>
+        <w:spacing w:line="360" w:lineRule="auto"/>
+        <w:rPr>
+          <w:rFonts w:ascii="Didot" w:hAnsi="Didot" w:cs="Didot"/>
+        </w:rPr>
+      </w:pPr>
+      <w:r>
+        <w:rPr>
+          <w:rFonts w:ascii="Didot" w:hAnsi="Didot" w:cs="Didot"/>
+        </w:rPr>
+        <w:t>O objetivo é auxiliar fotógrafos a obterem iluminação mais uniforme sem necessidade de controle manual constante.</w:t>
+      </w:r>
+    </w:p>
+    <w:p>
+      <w:pPr>
+        <w:spacing w:line="360" w:lineRule="auto"/>
         <w:rPr>
           <w:rFonts w:ascii="Didot" w:hAnsi="Didot" w:cs="Didot"/>
         </w:rPr>
@@ -395,6 +400,7 @@
     <w:p>
       <w:pPr>
         <w:pStyle w:val="Heading2"/>
+        <w:spacing w:line="360" w:lineRule="auto"/>
       </w:pPr>
       <w:r>
         <w:t>1.2 Contexto de Aplicação</w:t>
@@ -402,160 +408,123 @@
     </w:p>
     <w:p>
       <w:pPr>
-        <w:rPr>
-          <w:rFonts w:ascii="Didot" w:hAnsi="Didot" w:cs="Didot"/>
-        </w:rPr>
-      </w:pPr>
-    </w:p>
-    <w:p>
-      <w:pPr>
-        <w:rPr>
-          <w:rFonts w:ascii="Didot" w:hAnsi="Didot" w:cs="Didot"/>
-        </w:rPr>
-      </w:pPr>
-    </w:p>
-    <w:p>
-      <w:pPr>
-        <w:rPr>
-          <w:rFonts w:ascii="Didot" w:hAnsi="Didot" w:cs="Didot"/>
-        </w:rPr>
-      </w:pPr>
-    </w:p>
-    <w:p>
-      <w:pPr>
-        <w:rPr>
-          <w:rFonts w:ascii="Didot" w:hAnsi="Didot" w:cs="Didot"/>
-        </w:rPr>
-      </w:pPr>
-    </w:p>
-    <w:p>
-      <w:pPr>
-        <w:rPr>
-          <w:rFonts w:ascii="Didot" w:hAnsi="Didot" w:cs="Didot"/>
-        </w:rPr>
-      </w:pPr>
-    </w:p>
-    <w:p>
-      <w:pPr>
-        <w:rPr>
-          <w:rFonts w:ascii="Didot" w:hAnsi="Didot" w:cs="Didot"/>
-        </w:rPr>
-      </w:pPr>
-    </w:p>
-    <w:p>
-      <w:pPr>
-        <w:rPr>
-          <w:rFonts w:ascii="Didot" w:hAnsi="Didot" w:cs="Didot"/>
-        </w:rPr>
-      </w:pPr>
-    </w:p>
-    <w:p>
-      <w:pPr>
-        <w:rPr>
-          <w:rFonts w:ascii="Didot" w:hAnsi="Didot" w:cs="Didot"/>
-        </w:rPr>
-      </w:pPr>
-    </w:p>
-    <w:p>
-      <w:pPr>
-        <w:rPr>
-          <w:rFonts w:ascii="Didot" w:hAnsi="Didot" w:cs="Didot"/>
-        </w:rPr>
-      </w:pPr>
-    </w:p>
-    <w:p>
-      <w:pPr>
-        <w:rPr>
-          <w:rFonts w:ascii="Didot" w:hAnsi="Didot" w:cs="Didot"/>
-        </w:rPr>
-      </w:pPr>
-    </w:p>
-    <w:p>
-      <w:pPr>
-        <w:rPr>
-          <w:rFonts w:ascii="Didot" w:hAnsi="Didot" w:cs="Didot"/>
-        </w:rPr>
-      </w:pPr>
-    </w:p>
-    <w:p>
-      <w:pPr>
-        <w:rPr>
-          <w:rFonts w:ascii="Didot" w:hAnsi="Didot" w:cs="Didot"/>
-        </w:rPr>
-      </w:pPr>
-    </w:p>
-    <w:p>
-      <w:pPr>
-        <w:rPr>
-          <w:rFonts w:ascii="Didot" w:hAnsi="Didot" w:cs="Didot"/>
-        </w:rPr>
-      </w:pPr>
-    </w:p>
-    <w:p>
-      <w:pPr>
-        <w:rPr>
-          <w:rFonts w:ascii="Didot" w:hAnsi="Didot" w:cs="Didot"/>
-        </w:rPr>
-      </w:pPr>
-    </w:p>
-    <w:p>
-      <w:pPr>
-        <w:rPr>
-          <w:rFonts w:ascii="Didot" w:hAnsi="Didot" w:cs="Didot"/>
-        </w:rPr>
-      </w:pPr>
-    </w:p>
-    <w:p>
-      <w:pPr>
-        <w:rPr>
-          <w:rFonts w:ascii="Didot" w:hAnsi="Didot" w:cs="Didot"/>
-        </w:rPr>
-      </w:pPr>
-    </w:p>
-    <w:p>
-      <w:pPr>
-        <w:rPr>
-          <w:rFonts w:ascii="Didot" w:hAnsi="Didot" w:cs="Didot"/>
-        </w:rPr>
-      </w:pPr>
-    </w:p>
-    <w:p>
-      <w:pPr>
-        <w:rPr>
-          <w:rFonts w:ascii="Didot" w:hAnsi="Didot" w:cs="Didot"/>
-        </w:rPr>
-      </w:pPr>
-    </w:p>
-    <w:p>
-      <w:pPr>
-        <w:rPr>
-          <w:rFonts w:ascii="Didot" w:hAnsi="Didot" w:cs="Didot"/>
-        </w:rPr>
-      </w:pPr>
-    </w:p>
-    <w:p>
-      <w:pPr>
-        <w:rPr>
-          <w:rFonts w:ascii="Didot" w:hAnsi="Didot" w:cs="Didot"/>
-        </w:rPr>
-      </w:pPr>
-    </w:p>
-    <w:p>
-      <w:pPr>
-        <w:rPr>
-          <w:rFonts w:ascii="Didot" w:hAnsi="Didot" w:cs="Didot"/>
-        </w:rPr>
-      </w:pPr>
-    </w:p>
-    <w:p>
-      <w:pPr>
-        <w:rPr>
-          <w:rFonts w:ascii="Didot" w:hAnsi="Didot" w:cs="Didot"/>
-        </w:rPr>
-      </w:pPr>
-    </w:p>
-    <w:p>
-      <w:pPr>
+        <w:spacing w:line="360" w:lineRule="auto"/>
+        <w:rPr>
+          <w:rFonts w:ascii="Didot" w:hAnsi="Didot" w:cs="Didot"/>
+        </w:rPr>
+      </w:pPr>
+      <w:r>
+        <w:rPr>
+          <w:rFonts w:ascii="Didot" w:hAnsi="Didot" w:cs="Didot"/>
+        </w:rPr>
+        <w:t>As aplicações incluem fotografia de retratos, produtos (</w:t>
+      </w:r>
+      <w:r>
+        <w:rPr>
+          <w:rFonts w:ascii="Didot" w:hAnsi="Didot" w:cs="Didot"/>
+          <w:i/>
+          <w:iCs/>
+        </w:rPr>
+        <w:t>item shot</w:t>
+      </w:r>
+      <w:r>
+        <w:rPr>
+          <w:rFonts w:ascii="Didot" w:hAnsi="Didot" w:cs="Didot"/>
+        </w:rPr>
+        <w:t>) ou ambientes com variação de luminosidade.</w:t>
+      </w:r>
+    </w:p>
+    <w:p>
+      <w:pPr>
+        <w:spacing w:line="360" w:lineRule="auto"/>
+        <w:rPr>
+          <w:rFonts w:ascii="Didot" w:hAnsi="Didot" w:cs="Didot"/>
+        </w:rPr>
+      </w:pPr>
+    </w:p>
+    <w:p>
+      <w:pPr>
+        <w:spacing w:line="360" w:lineRule="auto"/>
+        <w:rPr>
+          <w:rFonts w:ascii="Didot" w:hAnsi="Didot" w:cs="Didot"/>
+        </w:rPr>
+      </w:pPr>
+    </w:p>
+    <w:p>
+      <w:pPr>
+        <w:spacing w:line="360" w:lineRule="auto"/>
+        <w:rPr>
+          <w:rFonts w:ascii="Didot" w:hAnsi="Didot" w:cs="Didot"/>
+        </w:rPr>
+      </w:pPr>
+    </w:p>
+    <w:p>
+      <w:pPr>
+        <w:spacing w:line="360" w:lineRule="auto"/>
+        <w:rPr>
+          <w:rFonts w:ascii="Didot" w:hAnsi="Didot" w:cs="Didot"/>
+        </w:rPr>
+      </w:pPr>
+    </w:p>
+    <w:p>
+      <w:pPr>
+        <w:spacing w:line="360" w:lineRule="auto"/>
+        <w:rPr>
+          <w:rFonts w:ascii="Didot" w:hAnsi="Didot" w:cs="Didot"/>
+        </w:rPr>
+      </w:pPr>
+    </w:p>
+    <w:p>
+      <w:pPr>
+        <w:spacing w:line="360" w:lineRule="auto"/>
+        <w:rPr>
+          <w:rFonts w:ascii="Didot" w:hAnsi="Didot" w:cs="Didot"/>
+        </w:rPr>
+      </w:pPr>
+    </w:p>
+    <w:p>
+      <w:pPr>
+        <w:spacing w:line="360" w:lineRule="auto"/>
+        <w:rPr>
+          <w:rFonts w:ascii="Didot" w:hAnsi="Didot" w:cs="Didot"/>
+        </w:rPr>
+      </w:pPr>
+    </w:p>
+    <w:p>
+      <w:pPr>
+        <w:spacing w:line="360" w:lineRule="auto"/>
+        <w:rPr>
+          <w:rFonts w:ascii="Didot" w:hAnsi="Didot" w:cs="Didot"/>
+        </w:rPr>
+      </w:pPr>
+    </w:p>
+    <w:p>
+      <w:pPr>
+        <w:spacing w:line="360" w:lineRule="auto"/>
+        <w:rPr>
+          <w:rFonts w:ascii="Didot" w:hAnsi="Didot" w:cs="Didot"/>
+        </w:rPr>
+      </w:pPr>
+    </w:p>
+    <w:p>
+      <w:pPr>
+        <w:spacing w:line="360" w:lineRule="auto"/>
+        <w:rPr>
+          <w:rFonts w:ascii="Didot" w:hAnsi="Didot" w:cs="Didot"/>
+        </w:rPr>
+      </w:pPr>
+    </w:p>
+    <w:p>
+      <w:pPr>
+        <w:spacing w:line="360" w:lineRule="auto"/>
+        <w:rPr>
+          <w:rFonts w:ascii="Didot" w:hAnsi="Didot" w:cs="Didot"/>
+        </w:rPr>
+      </w:pPr>
+    </w:p>
+    <w:p>
+      <w:pPr>
+        <w:spacing w:line="360" w:lineRule="auto"/>
         <w:rPr>
           <w:rFonts w:ascii="Didot" w:hAnsi="Didot" w:cs="Didot"/>
         </w:rPr>
@@ -564,6 +533,7 @@
     <w:p>
       <w:pPr>
         <w:pStyle w:val="Heading1"/>
+        <w:spacing w:line="360" w:lineRule="auto"/>
       </w:pPr>
       <w:r>
         <w:lastRenderedPageBreak/>
@@ -578,14 +548,63 @@
     </w:p>
     <w:p>
       <w:pPr>
+        <w:pStyle w:val="ListParagraph"/>
+        <w:numPr>
+          <w:ilvl w:val="0"/>
+          <w:numId w:val="1"/>
+        </w:numPr>
+      </w:pPr>
+      <w:r>
+        <w:t>Caixa difusora de luz (</w:t>
+      </w:r>
+      <w:proofErr w:type="spellStart"/>
+      <w:r>
+        <w:t>softbox</w:t>
+      </w:r>
+      <w:proofErr w:type="spellEnd"/>
+      <w:r>
+        <w:t>)</w:t>
+      </w:r>
+    </w:p>
+    <w:p>
+      <w:pPr>
+        <w:pStyle w:val="ListParagraph"/>
+        <w:numPr>
+          <w:ilvl w:val="1"/>
+          <w:numId w:val="1"/>
+        </w:numPr>
+      </w:pPr>
+      <w:r>
+        <w:t>espaço interno para fixar fitas de LEDs</w:t>
+      </w:r>
+    </w:p>
+    <w:p>
+      <w:pPr>
+        <w:pStyle w:val="ListParagraph"/>
+        <w:numPr>
+          <w:ilvl w:val="1"/>
+          <w:numId w:val="1"/>
+        </w:numPr>
+      </w:pPr>
+      <w:r>
+        <w:t>abertura frontal com material translúcido (acrílico fosco)</w:t>
+      </w:r>
+    </w:p>
+    <w:p>
+      <w:pPr>
         <w:pStyle w:val="Heading2"/>
+        <w:spacing w:line="360" w:lineRule="auto"/>
       </w:pPr>
       <w:r>
         <w:t xml:space="preserve">2.1 </w:t>
       </w:r>
-    </w:p>
-    <w:p>
-      <w:pPr>
+      <w:r>
+        <w:t>Imagens</w:t>
+      </w:r>
+    </w:p>
+    <w:p>
+      <w:pPr>
+        <w:spacing w:line="360" w:lineRule="auto"/>
         <w:rPr>
           <w:rFonts w:ascii="Didot" w:hAnsi="Didot" w:cs="Didot"/>
         </w:rPr>
@@ -594,6 +613,7 @@
     <w:p>
       <w:pPr>
         <w:pStyle w:val="Heading2"/>
+        <w:spacing w:line="360" w:lineRule="auto"/>
       </w:pPr>
       <w:r>
         <w:t>2.2 Justificativa do Material</w:t>
@@ -601,14 +621,22 @@
     </w:p>
     <w:p>
       <w:pPr>
-        <w:rPr>
-          <w:rFonts w:ascii="Didot" w:hAnsi="Didot" w:cs="Didot"/>
-        </w:rPr>
-      </w:pPr>
+        <w:spacing w:line="360" w:lineRule="auto"/>
+        <w:rPr>
+          <w:rFonts w:ascii="Didot" w:hAnsi="Didot" w:cs="Didot"/>
+        </w:rPr>
+      </w:pPr>
+      <w:r>
+        <w:rPr>
+          <w:rFonts w:ascii="Didot" w:hAnsi="Didot" w:cs="Didot"/>
+        </w:rPr>
+        <w:t>Material sugerido: PLA ou ABS</w:t>
+      </w:r>
     </w:p>
     <w:p>
       <w:pPr>
         <w:pStyle w:val="Heading2"/>
+        <w:spacing w:line="360" w:lineRule="auto"/>
       </w:pPr>
       <w:r>
         <w:t>2.3 Processo de Fabricação Escolhidos</w:t>
@@ -616,146 +644,117 @@
     </w:p>
     <w:p>
       <w:pPr>
-        <w:rPr>
-          <w:rFonts w:ascii="Didot" w:hAnsi="Didot" w:cs="Didot"/>
-        </w:rPr>
-      </w:pPr>
-    </w:p>
-    <w:p>
-      <w:pPr>
-        <w:rPr>
-          <w:rFonts w:ascii="Didot" w:hAnsi="Didot" w:cs="Didot"/>
-        </w:rPr>
-      </w:pPr>
-    </w:p>
-    <w:p>
-      <w:pPr>
-        <w:rPr>
-          <w:rFonts w:ascii="Didot" w:hAnsi="Didot" w:cs="Didot"/>
-        </w:rPr>
-      </w:pPr>
-    </w:p>
-    <w:p>
-      <w:pPr>
-        <w:rPr>
-          <w:rFonts w:ascii="Didot" w:hAnsi="Didot" w:cs="Didot"/>
-        </w:rPr>
-      </w:pPr>
-    </w:p>
-    <w:p>
-      <w:pPr>
-        <w:rPr>
-          <w:rFonts w:ascii="Didot" w:hAnsi="Didot" w:cs="Didot"/>
-        </w:rPr>
-      </w:pPr>
-    </w:p>
-    <w:p>
-      <w:pPr>
-        <w:rPr>
-          <w:rFonts w:ascii="Didot" w:hAnsi="Didot" w:cs="Didot"/>
-        </w:rPr>
-      </w:pPr>
-    </w:p>
-    <w:p>
-      <w:pPr>
-        <w:rPr>
-          <w:rFonts w:ascii="Didot" w:hAnsi="Didot" w:cs="Didot"/>
-        </w:rPr>
-      </w:pPr>
-    </w:p>
-    <w:p>
-      <w:pPr>
-        <w:rPr>
-          <w:rFonts w:ascii="Didot" w:hAnsi="Didot" w:cs="Didot"/>
-        </w:rPr>
-      </w:pPr>
-    </w:p>
-    <w:p>
-      <w:pPr>
-        <w:rPr>
-          <w:rFonts w:ascii="Didot" w:hAnsi="Didot" w:cs="Didot"/>
-        </w:rPr>
-      </w:pPr>
-    </w:p>
-    <w:p>
-      <w:pPr>
-        <w:rPr>
-          <w:rFonts w:ascii="Didot" w:hAnsi="Didot" w:cs="Didot"/>
-        </w:rPr>
-      </w:pPr>
-    </w:p>
-    <w:p>
-      <w:pPr>
-        <w:rPr>
-          <w:rFonts w:ascii="Didot" w:hAnsi="Didot" w:cs="Didot"/>
-        </w:rPr>
-      </w:pPr>
-    </w:p>
-    <w:p>
-      <w:pPr>
-        <w:rPr>
-          <w:rFonts w:ascii="Didot" w:hAnsi="Didot" w:cs="Didot"/>
-        </w:rPr>
-      </w:pPr>
-    </w:p>
-    <w:p>
-      <w:pPr>
-        <w:rPr>
-          <w:rFonts w:ascii="Didot" w:hAnsi="Didot" w:cs="Didot"/>
-        </w:rPr>
-      </w:pPr>
-    </w:p>
-    <w:p>
-      <w:pPr>
-        <w:rPr>
-          <w:rFonts w:ascii="Didot" w:hAnsi="Didot" w:cs="Didot"/>
-        </w:rPr>
-      </w:pPr>
-    </w:p>
-    <w:p>
-      <w:pPr>
-        <w:rPr>
-          <w:rFonts w:ascii="Didot" w:hAnsi="Didot" w:cs="Didot"/>
-        </w:rPr>
-      </w:pPr>
-    </w:p>
-    <w:p>
-      <w:pPr>
-        <w:rPr>
-          <w:rFonts w:ascii="Didot" w:hAnsi="Didot" w:cs="Didot"/>
-        </w:rPr>
-      </w:pPr>
-    </w:p>
-    <w:p>
-      <w:pPr>
-        <w:rPr>
-          <w:rFonts w:ascii="Didot" w:hAnsi="Didot" w:cs="Didot"/>
-        </w:rPr>
-      </w:pPr>
-    </w:p>
-    <w:p>
-      <w:pPr>
-        <w:rPr>
-          <w:rFonts w:ascii="Didot" w:hAnsi="Didot" w:cs="Didot"/>
-        </w:rPr>
-      </w:pPr>
-    </w:p>
-    <w:p>
-      <w:pPr>
-        <w:rPr>
-          <w:rFonts w:ascii="Didot" w:hAnsi="Didot" w:cs="Didot"/>
-        </w:rPr>
-      </w:pPr>
-    </w:p>
-    <w:p>
-      <w:pPr>
-        <w:rPr>
-          <w:rFonts w:ascii="Didot" w:hAnsi="Didot" w:cs="Didot"/>
-        </w:rPr>
-      </w:pPr>
-    </w:p>
-    <w:p>
-      <w:pPr>
+        <w:spacing w:line="360" w:lineRule="auto"/>
+        <w:rPr>
+          <w:rFonts w:ascii="Didot" w:hAnsi="Didot" w:cs="Didot"/>
+        </w:rPr>
+      </w:pPr>
+      <w:r>
+        <w:rPr>
+          <w:rFonts w:ascii="Didot" w:hAnsi="Didot" w:cs="Didot"/>
+        </w:rPr>
+        <w:t>Processo: Modelagem CAD -&gt; Impressão 3D -&gt; Encaixe dos LEDs</w:t>
+      </w:r>
+    </w:p>
+    <w:p>
+      <w:pPr>
+        <w:spacing w:line="360" w:lineRule="auto"/>
+        <w:rPr>
+          <w:rFonts w:ascii="Didot" w:hAnsi="Didot" w:cs="Didot"/>
+        </w:rPr>
+      </w:pPr>
+    </w:p>
+    <w:p>
+      <w:pPr>
+        <w:spacing w:line="360" w:lineRule="auto"/>
+        <w:rPr>
+          <w:rFonts w:ascii="Didot" w:hAnsi="Didot" w:cs="Didot"/>
+        </w:rPr>
+      </w:pPr>
+    </w:p>
+    <w:p>
+      <w:pPr>
+        <w:spacing w:line="360" w:lineRule="auto"/>
+        <w:rPr>
+          <w:rFonts w:ascii="Didot" w:hAnsi="Didot" w:cs="Didot"/>
+        </w:rPr>
+      </w:pPr>
+    </w:p>
+    <w:p>
+      <w:pPr>
+        <w:spacing w:line="360" w:lineRule="auto"/>
+        <w:rPr>
+          <w:rFonts w:ascii="Didot" w:hAnsi="Didot" w:cs="Didot"/>
+        </w:rPr>
+      </w:pPr>
+    </w:p>
+    <w:p>
+      <w:pPr>
+        <w:spacing w:line="360" w:lineRule="auto"/>
+        <w:rPr>
+          <w:rFonts w:ascii="Didot" w:hAnsi="Didot" w:cs="Didot"/>
+        </w:rPr>
+      </w:pPr>
+    </w:p>
+    <w:p>
+      <w:pPr>
+        <w:spacing w:line="360" w:lineRule="auto"/>
+        <w:rPr>
+          <w:rFonts w:ascii="Didot" w:hAnsi="Didot" w:cs="Didot"/>
+        </w:rPr>
+      </w:pPr>
+    </w:p>
+    <w:p>
+      <w:pPr>
+        <w:spacing w:line="360" w:lineRule="auto"/>
+        <w:rPr>
+          <w:rFonts w:ascii="Didot" w:hAnsi="Didot" w:cs="Didot"/>
+        </w:rPr>
+      </w:pPr>
+    </w:p>
+    <w:p>
+      <w:pPr>
+        <w:spacing w:line="360" w:lineRule="auto"/>
+        <w:rPr>
+          <w:rFonts w:ascii="Didot" w:hAnsi="Didot" w:cs="Didot"/>
+        </w:rPr>
+      </w:pPr>
+    </w:p>
+    <w:p>
+      <w:pPr>
+        <w:spacing w:line="360" w:lineRule="auto"/>
+        <w:rPr>
+          <w:rFonts w:ascii="Didot" w:hAnsi="Didot" w:cs="Didot"/>
+        </w:rPr>
+      </w:pPr>
+    </w:p>
+    <w:p>
+      <w:pPr>
+        <w:spacing w:line="360" w:lineRule="auto"/>
+        <w:rPr>
+          <w:rFonts w:ascii="Didot" w:hAnsi="Didot" w:cs="Didot"/>
+        </w:rPr>
+      </w:pPr>
+    </w:p>
+    <w:p>
+      <w:pPr>
+        <w:spacing w:line="360" w:lineRule="auto"/>
+        <w:rPr>
+          <w:rFonts w:ascii="Didot" w:hAnsi="Didot" w:cs="Didot"/>
+        </w:rPr>
+      </w:pPr>
+    </w:p>
+    <w:p>
+      <w:pPr>
+        <w:spacing w:line="360" w:lineRule="auto"/>
+        <w:rPr>
+          <w:rFonts w:ascii="Didot" w:hAnsi="Didot" w:cs="Didot"/>
+        </w:rPr>
+      </w:pPr>
+    </w:p>
+    <w:p>
+      <w:pPr>
+        <w:spacing w:line="360" w:lineRule="auto"/>
         <w:rPr>
           <w:rFonts w:ascii="Didot" w:hAnsi="Didot" w:cs="Didot"/>
         </w:rPr>
@@ -764,6 +763,7 @@
     <w:p>
       <w:pPr>
         <w:pStyle w:val="Heading1"/>
+        <w:spacing w:line="360" w:lineRule="auto"/>
       </w:pPr>
       <w:r>
         <w:lastRenderedPageBreak/>
@@ -772,7 +772,49 @@
     </w:p>
     <w:p>
       <w:pPr>
+        <w:spacing w:line="360" w:lineRule="auto"/>
+        <w:rPr>
+          <w:rFonts w:ascii="Didot" w:hAnsi="Didot" w:cs="Didot" w:hint="cs"/>
+        </w:rPr>
+      </w:pPr>
+      <w:r>
+        <w:rPr>
+          <w:rFonts w:ascii="Didot" w:hAnsi="Didot" w:cs="Didot" w:hint="cs"/>
+        </w:rPr>
+        <w:t>Componentes:</w:t>
+      </w:r>
+    </w:p>
+    <w:p>
+      <w:pPr>
+        <w:pStyle w:val="ListParagraph"/>
+        <w:numPr>
+          <w:ilvl w:val="0"/>
+          <w:numId w:val="1"/>
+        </w:numPr>
+        <w:spacing w:line="360" w:lineRule="auto"/>
+        <w:rPr>
+          <w:rFonts w:ascii="Didot" w:hAnsi="Didot" w:cs="Didot" w:hint="cs"/>
+        </w:rPr>
+      </w:pPr>
+      <w:r>
+        <w:rPr>
+          <w:rFonts w:ascii="Didot" w:hAnsi="Didot" w:cs="Didot" w:hint="cs"/>
+        </w:rPr>
+        <w:t>LEDs brancos de alta intensidade, sensor LDR, resistor, transistor (ou Arduino Nano para maior flexibilidade)</w:t>
+      </w:r>
+    </w:p>
+    <w:p>
+      <w:pPr>
+        <w:spacing w:line="360" w:lineRule="auto"/>
+        <w:rPr>
+          <w:rFonts w:ascii="Didot" w:hAnsi="Didot" w:cs="Didot" w:hint="cs"/>
+        </w:rPr>
+      </w:pPr>
+    </w:p>
+    <w:p>
+      <w:pPr>
         <w:pStyle w:val="Heading2"/>
+        <w:spacing w:line="360" w:lineRule="auto"/>
       </w:pPr>
       <w:r>
         <w:t>3.1 Esquema do Circuito</w:t>
@@ -780,6 +822,47 @@
     </w:p>
     <w:p>
       <w:pPr>
+        <w:spacing w:line="360" w:lineRule="auto"/>
+        <w:rPr>
+          <w:rFonts w:ascii="Didot" w:hAnsi="Didot" w:cs="Didot"/>
+        </w:rPr>
+      </w:pPr>
+      <w:r>
+        <w:rPr>
+          <w:rFonts w:ascii="Didot" w:hAnsi="Didot" w:cs="Didot"/>
+        </w:rPr>
+        <w:t>LDR detecta luminosidade ambiente</w:t>
+      </w:r>
+    </w:p>
+    <w:p>
+      <w:pPr>
+        <w:spacing w:line="360" w:lineRule="auto"/>
+        <w:rPr>
+          <w:rFonts w:ascii="Didot" w:hAnsi="Didot" w:cs="Didot"/>
+        </w:rPr>
+      </w:pPr>
+      <w:r>
+        <w:rPr>
+          <w:rFonts w:ascii="Didot" w:hAnsi="Didot" w:cs="Didot"/>
+        </w:rPr>
+        <w:t>Circuito ajusta corrente dos LEDs para aume</w:t>
+      </w:r>
+      <w:r>
+        <w:rPr>
+          <w:rFonts w:ascii="Didot" w:hAnsi="Didot" w:cs="Didot"/>
+        </w:rPr>
+        <w:t>n</w:t>
+      </w:r>
+      <w:r>
+        <w:rPr>
+          <w:rFonts w:ascii="Didot" w:hAnsi="Didot" w:cs="Didot"/>
+        </w:rPr>
+        <w:t>tar ou diminuir a intensidade</w:t>
+      </w:r>
+    </w:p>
+    <w:p>
+      <w:pPr>
+        <w:spacing w:line="360" w:lineRule="auto"/>
         <w:rPr>
           <w:rFonts w:ascii="Didot" w:hAnsi="Didot" w:cs="Didot"/>
         </w:rPr>
@@ -788,6 +871,7 @@
     <w:p>
       <w:pPr>
         <w:pStyle w:val="Heading2"/>
+        <w:spacing w:line="360" w:lineRule="auto"/>
       </w:pPr>
       <w:r>
         <w:t>3.2 Descrição da Escolha dos Componentes Usados</w:t>
@@ -795,160 +879,101 @@
     </w:p>
     <w:p>
       <w:pPr>
-        <w:rPr>
-          <w:rFonts w:ascii="Didot" w:hAnsi="Didot" w:cs="Didot"/>
-        </w:rPr>
-      </w:pPr>
-    </w:p>
-    <w:p>
-      <w:pPr>
-        <w:rPr>
-          <w:rFonts w:ascii="Didot" w:hAnsi="Didot" w:cs="Didot"/>
-        </w:rPr>
-      </w:pPr>
-    </w:p>
-    <w:p>
-      <w:pPr>
-        <w:rPr>
-          <w:rFonts w:ascii="Didot" w:hAnsi="Didot" w:cs="Didot"/>
-        </w:rPr>
-      </w:pPr>
-    </w:p>
-    <w:p>
-      <w:pPr>
-        <w:rPr>
-          <w:rFonts w:ascii="Didot" w:hAnsi="Didot" w:cs="Didot"/>
-        </w:rPr>
-      </w:pPr>
-    </w:p>
-    <w:p>
-      <w:pPr>
-        <w:rPr>
-          <w:rFonts w:ascii="Didot" w:hAnsi="Didot" w:cs="Didot"/>
-        </w:rPr>
-      </w:pPr>
-    </w:p>
-    <w:p>
-      <w:pPr>
-        <w:rPr>
-          <w:rFonts w:ascii="Didot" w:hAnsi="Didot" w:cs="Didot"/>
-        </w:rPr>
-      </w:pPr>
-    </w:p>
-    <w:p>
-      <w:pPr>
-        <w:rPr>
-          <w:rFonts w:ascii="Didot" w:hAnsi="Didot" w:cs="Didot"/>
-        </w:rPr>
-      </w:pPr>
-    </w:p>
-    <w:p>
-      <w:pPr>
-        <w:rPr>
-          <w:rFonts w:ascii="Didot" w:hAnsi="Didot" w:cs="Didot"/>
-        </w:rPr>
-      </w:pPr>
-    </w:p>
-    <w:p>
-      <w:pPr>
-        <w:rPr>
-          <w:rFonts w:ascii="Didot" w:hAnsi="Didot" w:cs="Didot"/>
-        </w:rPr>
-      </w:pPr>
-    </w:p>
-    <w:p>
-      <w:pPr>
-        <w:rPr>
-          <w:rFonts w:ascii="Didot" w:hAnsi="Didot" w:cs="Didot"/>
-        </w:rPr>
-      </w:pPr>
-    </w:p>
-    <w:p>
-      <w:pPr>
-        <w:rPr>
-          <w:rFonts w:ascii="Didot" w:hAnsi="Didot" w:cs="Didot"/>
-        </w:rPr>
-      </w:pPr>
-    </w:p>
-    <w:p>
-      <w:pPr>
-        <w:rPr>
-          <w:rFonts w:ascii="Didot" w:hAnsi="Didot" w:cs="Didot"/>
-        </w:rPr>
-      </w:pPr>
-    </w:p>
-    <w:p>
-      <w:pPr>
-        <w:rPr>
-          <w:rFonts w:ascii="Didot" w:hAnsi="Didot" w:cs="Didot"/>
-        </w:rPr>
-      </w:pPr>
-    </w:p>
-    <w:p>
-      <w:pPr>
-        <w:rPr>
-          <w:rFonts w:ascii="Didot" w:hAnsi="Didot" w:cs="Didot"/>
-        </w:rPr>
-      </w:pPr>
-    </w:p>
-    <w:p>
-      <w:pPr>
-        <w:rPr>
-          <w:rFonts w:ascii="Didot" w:hAnsi="Didot" w:cs="Didot"/>
-        </w:rPr>
-      </w:pPr>
-    </w:p>
-    <w:p>
-      <w:pPr>
-        <w:rPr>
-          <w:rFonts w:ascii="Didot" w:hAnsi="Didot" w:cs="Didot"/>
-        </w:rPr>
-      </w:pPr>
-    </w:p>
-    <w:p>
-      <w:pPr>
-        <w:rPr>
-          <w:rFonts w:ascii="Didot" w:hAnsi="Didot" w:cs="Didot"/>
-        </w:rPr>
-      </w:pPr>
-    </w:p>
-    <w:p>
-      <w:pPr>
-        <w:rPr>
-          <w:rFonts w:ascii="Didot" w:hAnsi="Didot" w:cs="Didot"/>
-        </w:rPr>
-      </w:pPr>
-    </w:p>
-    <w:p>
-      <w:pPr>
-        <w:rPr>
-          <w:rFonts w:ascii="Didot" w:hAnsi="Didot" w:cs="Didot"/>
-        </w:rPr>
-      </w:pPr>
-    </w:p>
-    <w:p>
-      <w:pPr>
-        <w:rPr>
-          <w:rFonts w:ascii="Didot" w:hAnsi="Didot" w:cs="Didot"/>
-        </w:rPr>
-      </w:pPr>
-    </w:p>
-    <w:p>
-      <w:pPr>
-        <w:rPr>
-          <w:rFonts w:ascii="Didot" w:hAnsi="Didot" w:cs="Didot"/>
-        </w:rPr>
-      </w:pPr>
-    </w:p>
-    <w:p>
-      <w:pPr>
-        <w:rPr>
-          <w:rFonts w:ascii="Didot" w:hAnsi="Didot" w:cs="Didot"/>
-        </w:rPr>
-      </w:pPr>
-    </w:p>
-    <w:p>
-      <w:pPr>
+        <w:spacing w:line="360" w:lineRule="auto"/>
+        <w:rPr>
+          <w:rFonts w:ascii="Didot" w:hAnsi="Didot" w:cs="Didot"/>
+        </w:rPr>
+      </w:pPr>
+      <w:r>
+        <w:rPr>
+          <w:rFonts w:ascii="Didot" w:hAnsi="Didot" w:cs="Didot"/>
+        </w:rPr>
+        <w:t>A fotocélula (LDR) é barata e simples, permitindo automatização com poucos componentes</w:t>
+      </w:r>
+    </w:p>
+    <w:p>
+      <w:pPr>
+        <w:spacing w:line="360" w:lineRule="auto"/>
+        <w:rPr>
+          <w:rFonts w:ascii="Didot" w:hAnsi="Didot" w:cs="Didot"/>
+        </w:rPr>
+      </w:pPr>
+    </w:p>
+    <w:p>
+      <w:pPr>
+        <w:spacing w:line="360" w:lineRule="auto"/>
+        <w:rPr>
+          <w:rFonts w:ascii="Didot" w:hAnsi="Didot" w:cs="Didot"/>
+        </w:rPr>
+      </w:pPr>
+    </w:p>
+    <w:p>
+      <w:pPr>
+        <w:spacing w:line="360" w:lineRule="auto"/>
+        <w:rPr>
+          <w:rFonts w:ascii="Didot" w:hAnsi="Didot" w:cs="Didot"/>
+        </w:rPr>
+      </w:pPr>
+    </w:p>
+    <w:p>
+      <w:pPr>
+        <w:spacing w:line="360" w:lineRule="auto"/>
+        <w:rPr>
+          <w:rFonts w:ascii="Didot" w:hAnsi="Didot" w:cs="Didot"/>
+        </w:rPr>
+      </w:pPr>
+    </w:p>
+    <w:p>
+      <w:pPr>
+        <w:spacing w:line="360" w:lineRule="auto"/>
+        <w:rPr>
+          <w:rFonts w:ascii="Didot" w:hAnsi="Didot" w:cs="Didot"/>
+        </w:rPr>
+      </w:pPr>
+    </w:p>
+    <w:p>
+      <w:pPr>
+        <w:spacing w:line="360" w:lineRule="auto"/>
+        <w:rPr>
+          <w:rFonts w:ascii="Didot" w:hAnsi="Didot" w:cs="Didot"/>
+        </w:rPr>
+      </w:pPr>
+    </w:p>
+    <w:p>
+      <w:pPr>
+        <w:spacing w:line="360" w:lineRule="auto"/>
+        <w:rPr>
+          <w:rFonts w:ascii="Didot" w:hAnsi="Didot" w:cs="Didot"/>
+        </w:rPr>
+      </w:pPr>
+    </w:p>
+    <w:p>
+      <w:pPr>
+        <w:spacing w:line="360" w:lineRule="auto"/>
+        <w:rPr>
+          <w:rFonts w:ascii="Didot" w:hAnsi="Didot" w:cs="Didot"/>
+        </w:rPr>
+      </w:pPr>
+    </w:p>
+    <w:p>
+      <w:pPr>
+        <w:spacing w:line="360" w:lineRule="auto"/>
+        <w:rPr>
+          <w:rFonts w:ascii="Didot" w:hAnsi="Didot" w:cs="Didot"/>
+        </w:rPr>
+      </w:pPr>
+    </w:p>
+    <w:p>
+      <w:pPr>
+        <w:spacing w:line="360" w:lineRule="auto"/>
+        <w:rPr>
+          <w:rFonts w:ascii="Didot" w:hAnsi="Didot" w:cs="Didot"/>
+        </w:rPr>
+      </w:pPr>
+    </w:p>
+    <w:p>
+      <w:pPr>
+        <w:spacing w:line="360" w:lineRule="auto"/>
         <w:rPr>
           <w:rFonts w:ascii="Didot" w:hAnsi="Didot" w:cs="Didot"/>
         </w:rPr>
@@ -957,6 +982,7 @@
     <w:p>
       <w:pPr>
         <w:pStyle w:val="Heading1"/>
+        <w:spacing w:line="360" w:lineRule="auto"/>
       </w:pPr>
       <w:r>
         <w:lastRenderedPageBreak/>
@@ -971,181 +997,177 @@
     </w:p>
     <w:p>
       <w:pPr>
-        <w:rPr>
-          <w:rFonts w:ascii="Didot" w:hAnsi="Didot" w:cs="Didot"/>
-        </w:rPr>
-      </w:pPr>
-    </w:p>
-    <w:p>
-      <w:pPr>
-        <w:rPr>
-          <w:rFonts w:ascii="Didot" w:hAnsi="Didot" w:cs="Didot"/>
-        </w:rPr>
-      </w:pPr>
-    </w:p>
-    <w:p>
-      <w:pPr>
-        <w:rPr>
-          <w:rFonts w:ascii="Didot" w:hAnsi="Didot" w:cs="Didot"/>
-        </w:rPr>
-      </w:pPr>
-    </w:p>
-    <w:p>
-      <w:pPr>
-        <w:rPr>
-          <w:rFonts w:ascii="Didot" w:hAnsi="Didot" w:cs="Didot"/>
-        </w:rPr>
-      </w:pPr>
-    </w:p>
-    <w:p>
-      <w:pPr>
-        <w:rPr>
-          <w:rFonts w:ascii="Didot" w:hAnsi="Didot" w:cs="Didot"/>
-        </w:rPr>
-      </w:pPr>
-    </w:p>
-    <w:p>
-      <w:pPr>
-        <w:rPr>
-          <w:rFonts w:ascii="Didot" w:hAnsi="Didot" w:cs="Didot"/>
-        </w:rPr>
-      </w:pPr>
-    </w:p>
-    <w:p>
-      <w:pPr>
-        <w:rPr>
-          <w:rFonts w:ascii="Didot" w:hAnsi="Didot" w:cs="Didot"/>
-        </w:rPr>
-      </w:pPr>
-    </w:p>
-    <w:p>
-      <w:pPr>
-        <w:rPr>
-          <w:rFonts w:ascii="Didot" w:hAnsi="Didot" w:cs="Didot"/>
-        </w:rPr>
-      </w:pPr>
-    </w:p>
-    <w:p>
-      <w:pPr>
-        <w:rPr>
-          <w:rFonts w:ascii="Didot" w:hAnsi="Didot" w:cs="Didot"/>
-        </w:rPr>
-      </w:pPr>
-    </w:p>
-    <w:p>
-      <w:pPr>
-        <w:rPr>
-          <w:rFonts w:ascii="Didot" w:hAnsi="Didot" w:cs="Didot"/>
-        </w:rPr>
-      </w:pPr>
-    </w:p>
-    <w:p>
-      <w:pPr>
-        <w:rPr>
-          <w:rFonts w:ascii="Didot" w:hAnsi="Didot" w:cs="Didot"/>
-        </w:rPr>
-      </w:pPr>
-    </w:p>
-    <w:p>
-      <w:pPr>
-        <w:rPr>
-          <w:rFonts w:ascii="Didot" w:hAnsi="Didot" w:cs="Didot"/>
-        </w:rPr>
-      </w:pPr>
-    </w:p>
-    <w:p>
-      <w:pPr>
-        <w:rPr>
-          <w:rFonts w:ascii="Didot" w:hAnsi="Didot" w:cs="Didot"/>
-        </w:rPr>
-      </w:pPr>
-    </w:p>
-    <w:p>
-      <w:pPr>
-        <w:rPr>
-          <w:rFonts w:ascii="Didot" w:hAnsi="Didot" w:cs="Didot"/>
-        </w:rPr>
-      </w:pPr>
-    </w:p>
-    <w:p>
-      <w:pPr>
-        <w:rPr>
-          <w:rFonts w:ascii="Didot" w:hAnsi="Didot" w:cs="Didot"/>
-        </w:rPr>
-      </w:pPr>
-    </w:p>
-    <w:p>
-      <w:pPr>
-        <w:rPr>
-          <w:rFonts w:ascii="Didot" w:hAnsi="Didot" w:cs="Didot"/>
-        </w:rPr>
-      </w:pPr>
-    </w:p>
-    <w:p>
-      <w:pPr>
-        <w:rPr>
-          <w:rFonts w:ascii="Didot" w:hAnsi="Didot" w:cs="Didot"/>
-        </w:rPr>
-      </w:pPr>
-    </w:p>
-    <w:p>
-      <w:pPr>
-        <w:rPr>
-          <w:rFonts w:ascii="Didot" w:hAnsi="Didot" w:cs="Didot"/>
-        </w:rPr>
-      </w:pPr>
-    </w:p>
-    <w:p>
-      <w:pPr>
-        <w:rPr>
-          <w:rFonts w:ascii="Didot" w:hAnsi="Didot" w:cs="Didot"/>
-        </w:rPr>
-      </w:pPr>
-    </w:p>
-    <w:p>
-      <w:pPr>
-        <w:rPr>
-          <w:rFonts w:ascii="Didot" w:hAnsi="Didot" w:cs="Didot"/>
-        </w:rPr>
-      </w:pPr>
-    </w:p>
-    <w:p>
-      <w:pPr>
-        <w:rPr>
-          <w:rFonts w:ascii="Didot" w:hAnsi="Didot" w:cs="Didot"/>
-        </w:rPr>
-      </w:pPr>
-    </w:p>
-    <w:p>
-      <w:pPr>
-        <w:rPr>
-          <w:rFonts w:ascii="Didot" w:hAnsi="Didot" w:cs="Didot"/>
-        </w:rPr>
-      </w:pPr>
-    </w:p>
-    <w:p>
-      <w:pPr>
-        <w:rPr>
-          <w:rFonts w:ascii="Didot" w:hAnsi="Didot" w:cs="Didot"/>
-        </w:rPr>
-      </w:pPr>
-    </w:p>
-    <w:p>
-      <w:pPr>
-        <w:rPr>
-          <w:rFonts w:ascii="Didot" w:hAnsi="Didot" w:cs="Didot"/>
-        </w:rPr>
-      </w:pPr>
-    </w:p>
-    <w:p>
-      <w:pPr>
-        <w:rPr>
-          <w:rFonts w:ascii="Didot" w:hAnsi="Didot" w:cs="Didot"/>
-        </w:rPr>
-      </w:pPr>
-    </w:p>
-    <w:p>
-      <w:pPr>
+        <w:spacing w:line="360" w:lineRule="auto"/>
+        <w:rPr>
+          <w:rFonts w:ascii="Didot" w:hAnsi="Didot" w:cs="Didot"/>
+        </w:rPr>
+      </w:pPr>
+      <w:r>
+        <w:rPr>
+          <w:rFonts w:ascii="Didot" w:hAnsi="Didot" w:cs="Didot"/>
+        </w:rPr>
+        <w:t>O LDR é posicionado na parte frontal do iluminador, captando a luz do ambiente</w:t>
+      </w:r>
+    </w:p>
+    <w:p>
+      <w:pPr>
+        <w:spacing w:line="360" w:lineRule="auto"/>
+        <w:rPr>
+          <w:rFonts w:ascii="Didot" w:hAnsi="Didot" w:cs="Didot"/>
+        </w:rPr>
+      </w:pPr>
+      <w:r>
+        <w:rPr>
+          <w:rFonts w:ascii="Didot" w:hAnsi="Didot" w:cs="Didot"/>
+        </w:rPr>
+        <w:t>O sinal elétrico regula automaticamente os LEDs internos</w:t>
+      </w:r>
+    </w:p>
+    <w:p>
+      <w:pPr>
+        <w:spacing w:line="360" w:lineRule="auto"/>
+        <w:rPr>
+          <w:rFonts w:ascii="Didot" w:hAnsi="Didot" w:cs="Didot"/>
+        </w:rPr>
+      </w:pPr>
+      <w:r>
+        <w:rPr>
+          <w:rFonts w:ascii="Didot" w:hAnsi="Didot" w:cs="Didot"/>
+        </w:rPr>
+        <w:t>A estrutura 3D garante a difusão uniforme da luz, criando efeito estético adequado para fotografia.</w:t>
+      </w:r>
+    </w:p>
+    <w:p>
+      <w:pPr>
+        <w:spacing w:line="360" w:lineRule="auto"/>
+        <w:rPr>
+          <w:rFonts w:ascii="Didot" w:hAnsi="Didot" w:cs="Didot"/>
+        </w:rPr>
+      </w:pPr>
+    </w:p>
+    <w:p>
+      <w:pPr>
+        <w:spacing w:line="360" w:lineRule="auto"/>
+        <w:rPr>
+          <w:rFonts w:ascii="Didot" w:hAnsi="Didot" w:cs="Didot"/>
+        </w:rPr>
+      </w:pPr>
+    </w:p>
+    <w:p>
+      <w:pPr>
+        <w:spacing w:line="360" w:lineRule="auto"/>
+        <w:rPr>
+          <w:rFonts w:ascii="Didot" w:hAnsi="Didot" w:cs="Didot"/>
+        </w:rPr>
+      </w:pPr>
+    </w:p>
+    <w:p>
+      <w:pPr>
+        <w:spacing w:line="360" w:lineRule="auto"/>
+        <w:rPr>
+          <w:rFonts w:ascii="Didot" w:hAnsi="Didot" w:cs="Didot"/>
+        </w:rPr>
+      </w:pPr>
+    </w:p>
+    <w:p>
+      <w:pPr>
+        <w:spacing w:line="360" w:lineRule="auto"/>
+        <w:rPr>
+          <w:rFonts w:ascii="Didot" w:hAnsi="Didot" w:cs="Didot"/>
+        </w:rPr>
+      </w:pPr>
+    </w:p>
+    <w:p>
+      <w:pPr>
+        <w:spacing w:line="360" w:lineRule="auto"/>
+        <w:rPr>
+          <w:rFonts w:ascii="Didot" w:hAnsi="Didot" w:cs="Didot"/>
+        </w:rPr>
+      </w:pPr>
+    </w:p>
+    <w:p>
+      <w:pPr>
+        <w:spacing w:line="360" w:lineRule="auto"/>
+        <w:rPr>
+          <w:rFonts w:ascii="Didot" w:hAnsi="Didot" w:cs="Didot"/>
+        </w:rPr>
+      </w:pPr>
+    </w:p>
+    <w:p>
+      <w:pPr>
+        <w:spacing w:line="360" w:lineRule="auto"/>
+        <w:rPr>
+          <w:rFonts w:ascii="Didot" w:hAnsi="Didot" w:cs="Didot"/>
+        </w:rPr>
+      </w:pPr>
+    </w:p>
+    <w:p>
+      <w:pPr>
+        <w:spacing w:line="360" w:lineRule="auto"/>
+        <w:rPr>
+          <w:rFonts w:ascii="Didot" w:hAnsi="Didot" w:cs="Didot"/>
+        </w:rPr>
+      </w:pPr>
+    </w:p>
+    <w:p>
+      <w:pPr>
+        <w:spacing w:line="360" w:lineRule="auto"/>
+        <w:rPr>
+          <w:rFonts w:ascii="Didot" w:hAnsi="Didot" w:cs="Didot"/>
+        </w:rPr>
+      </w:pPr>
+    </w:p>
+    <w:p>
+      <w:pPr>
+        <w:spacing w:line="360" w:lineRule="auto"/>
+        <w:rPr>
+          <w:rFonts w:ascii="Didot" w:hAnsi="Didot" w:cs="Didot"/>
+        </w:rPr>
+      </w:pPr>
+    </w:p>
+    <w:p>
+      <w:pPr>
+        <w:spacing w:line="360" w:lineRule="auto"/>
+        <w:rPr>
+          <w:rFonts w:ascii="Didot" w:hAnsi="Didot" w:cs="Didot"/>
+        </w:rPr>
+      </w:pPr>
+    </w:p>
+    <w:p>
+      <w:pPr>
+        <w:spacing w:line="360" w:lineRule="auto"/>
+        <w:rPr>
+          <w:rFonts w:ascii="Didot" w:hAnsi="Didot" w:cs="Didot"/>
+        </w:rPr>
+      </w:pPr>
+    </w:p>
+    <w:p>
+      <w:pPr>
+        <w:spacing w:line="360" w:lineRule="auto"/>
+        <w:rPr>
+          <w:rFonts w:ascii="Didot" w:hAnsi="Didot" w:cs="Didot"/>
+        </w:rPr>
+      </w:pPr>
+    </w:p>
+    <w:p>
+      <w:pPr>
+        <w:spacing w:line="360" w:lineRule="auto"/>
+        <w:rPr>
+          <w:rFonts w:ascii="Didot" w:hAnsi="Didot" w:cs="Didot"/>
+        </w:rPr>
+      </w:pPr>
+    </w:p>
+    <w:p>
+      <w:pPr>
+        <w:spacing w:line="360" w:lineRule="auto"/>
+        <w:rPr>
+          <w:rFonts w:ascii="Didot" w:hAnsi="Didot" w:cs="Didot"/>
+        </w:rPr>
+      </w:pPr>
+    </w:p>
+    <w:p>
+      <w:pPr>
+        <w:spacing w:line="360" w:lineRule="auto"/>
         <w:rPr>
           <w:rFonts w:ascii="Didot" w:hAnsi="Didot" w:cs="Didot"/>
         </w:rPr>
@@ -1154,6 +1176,7 @@
     <w:p>
       <w:pPr>
         <w:pStyle w:val="Heading1"/>
+        <w:spacing w:line="360" w:lineRule="auto"/>
       </w:pPr>
       <w:r>
         <w:lastRenderedPageBreak/>
@@ -1164,6 +1187,16 @@
           <w:rFonts w:hint="cs"/>
         </w:rPr>
         <w:t>Conclusão</w:t>
+      </w:r>
+    </w:p>
+    <w:p>
+      <w:r>
+        <w:t>O protótipo demonstra a aplicação prática da integração entre eletrônica e mecânica no campo da fotografia.</w:t>
+      </w:r>
+    </w:p>
+    <w:p>
+      <w:r>
+        <w:t>Os aprendizados incluem desde o controle automático de intensidade luminosa até a criação de estruturas funcionais em CAD que influenciam diretamente a qualidade da luz obtida.</w:t>
       </w:r>
     </w:p>
     <w:sectPr>
@@ -1174,6 +1207,177 @@
     </w:sectPr>
   </w:body>
 </w:document>
+</file>
+
+<file path=word/endnotes.xml><?xml version="1.0" encoding="utf-8"?>
+<w:endnotes xmlns:wpc="http://schemas.microsoft.com/office/word/2010/wordprocessingCanvas" xmlns:cx="http://schemas.microsoft.com/office/drawing/2014/chartex" xmlns:cx1="http://schemas.microsoft.com/office/drawing/2015/9/8/chartex" xmlns:cx2="http://schemas.microsoft.com/office/drawing/2015/10/21/chartex" xmlns:cx3="http://schemas.microsoft.com/office/drawing/2016/5/9/chartex" xmlns:cx4="http://schemas.microsoft.com/office/drawing/2016/5/10/chartex" xmlns:cx5="http://schemas.microsoft.com/office/drawing/2016/5/11/chartex" xmlns:cx6="http://schemas.microsoft.com/office/drawing/2016/5/12/chartex" xmlns:cx7="http://schemas.microsoft.com/office/drawing/2016/5/13/chartex" xmlns:cx8="http://schemas.microsoft.com/office/drawing/2016/5/14/chartex" xmlns:mc="http://schemas.openxmlformats.org/markup-compatibility/2006" xmlns:aink="http://schemas.microsoft.com/office/drawing/2016/ink" xmlns:am3d="http://schemas.microsoft.com/office/drawing/2017/model3d" xmlns:o="urn:schemas-microsoft-com:office:office" xmlns:oel="http://schemas.microsoft.com/office/2019/extlst" xmlns:r="http://schemas.openxmlformats.org/officeDocument/2006/relationships" xmlns:m="http://schemas.openxmlformats.org/officeDocument/2006/math" xmlns:v="urn:schemas-microsoft-com:vml" xmlns:wp14="http://schemas.microsoft.com/office/word/2010/wordprocessingDrawing" xmlns:wp="http://schemas.openxmlformats.org/drawingml/2006/wordprocessingDrawing" xmlns:w10="urn:schemas-microsoft-com:office:word" xmlns:w="http://schemas.openxmlformats.org/wordprocessingml/2006/main" xmlns:w14="http://schemas.microsoft.com/office/word/2010/wordml" xmlns:w15="http://schemas.microsoft.com/office/word/2012/wordml" xmlns:w16cex="http://schemas.microsoft.com/office/word/2018/wordml/cex" xmlns:w16cid="http://schemas.microsoft.com/office/word/2016/wordml/cid" xmlns:w16="http://schemas.microsoft.com/office/word/2018/wordml" xmlns:w16du="http://schemas.microsoft.com/office/word/2023/wordml/word16du" xmlns:w16sdtdh="http://schemas.microsoft.com/office/word/2020/wordml/sdtdatahash" xmlns:w16sdtfl="http://schemas.microsoft.com/office/word/2024/wordml/sdtformatlock" xmlns:w16se="http://schemas.microsoft.com/office/word/2015/wordml/symex" xmlns:wpg="http://schemas.microsoft.com/office/word/2010/wordprocessingGroup" xmlns:wpi="http://schemas.microsoft.com/office/word/2010/wordprocessingInk" xmlns:wne="http://schemas.microsoft.com/office/word/2006/wordml" xmlns:wps="http://schemas.microsoft.com/office/word/2010/wordprocessingShape" mc:Ignorable="w14 w15 w16se w16cid w16 w16cex w16sdtdh w16sdtfl w16du wp14">
+  <w:endnote w:type="separator" w:id="-1">
+    <w:p>
+      <w:pPr>
+        <w:spacing w:after="0" w:line="240" w:lineRule="auto"/>
+      </w:pPr>
+      <w:r>
+        <w:separator/>
+      </w:r>
+    </w:p>
+  </w:endnote>
+  <w:endnote w:type="continuationSeparator" w:id="0">
+    <w:p>
+      <w:pPr>
+        <w:spacing w:after="0" w:line="240" w:lineRule="auto"/>
+      </w:pPr>
+      <w:r>
+        <w:continuationSeparator/>
+      </w:r>
+    </w:p>
+  </w:endnote>
+</w:endnotes>
+</file>
+
+<file path=word/footnotes.xml><?xml version="1.0" encoding="utf-8"?>
+<w:footnotes xmlns:wpc="http://schemas.microsoft.com/office/word/2010/wordprocessingCanvas" xmlns:cx="http://schemas.microsoft.com/office/drawing/2014/chartex" xmlns:cx1="http://schemas.microsoft.com/office/drawing/2015/9/8/chartex" xmlns:cx2="http://schemas.microsoft.com/office/drawing/2015/10/21/chartex" xmlns:cx3="http://schemas.microsoft.com/office/drawing/2016/5/9/chartex" xmlns:cx4="http://schemas.microsoft.com/office/drawing/2016/5/10/chartex" xmlns:cx5="http://schemas.microsoft.com/office/drawing/2016/5/11/chartex" xmlns:cx6="http://schemas.microsoft.com/office/drawing/2016/5/12/chartex" xmlns:cx7="http://schemas.microsoft.com/office/drawing/2016/5/13/chartex" xmlns:cx8="http://schemas.microsoft.com/office/drawing/2016/5/14/chartex" xmlns:mc="http://schemas.openxmlformats.org/markup-compatibility/2006" xmlns:aink="http://schemas.microsoft.com/office/drawing/2016/ink" xmlns:am3d="http://schemas.microsoft.com/office/drawing/2017/model3d" xmlns:o="urn:schemas-microsoft-com:office:office" xmlns:oel="http://schemas.microsoft.com/office/2019/extlst" xmlns:r="http://schemas.openxmlformats.org/officeDocument/2006/relationships" xmlns:m="http://schemas.openxmlformats.org/officeDocument/2006/math" xmlns:v="urn:schemas-microsoft-com:vml" xmlns:wp14="http://schemas.microsoft.com/office/word/2010/wordprocessingDrawing" xmlns:wp="http://schemas.openxmlformats.org/drawingml/2006/wordprocessingDrawing" xmlns:w10="urn:schemas-microsoft-com:office:word" xmlns:w="http://schemas.openxmlformats.org/wordprocessingml/2006/main" xmlns:w14="http://schemas.microsoft.com/office/word/2010/wordml" xmlns:w15="http://schemas.microsoft.com/office/word/2012/wordml" xmlns:w16cex="http://schemas.microsoft.com/office/word/2018/wordml/cex" xmlns:w16cid="http://schemas.microsoft.com/office/word/2016/wordml/cid" xmlns:w16="http://schemas.microsoft.com/office/word/2018/wordml" xmlns:w16du="http://schemas.microsoft.com/office/word/2023/wordml/word16du" xmlns:w16sdtdh="http://schemas.microsoft.com/office/word/2020/wordml/sdtdatahash" xmlns:w16sdtfl="http://schemas.microsoft.com/office/word/2024/wordml/sdtformatlock" xmlns:w16se="http://schemas.microsoft.com/office/word/2015/wordml/symex" xmlns:wpg="http://schemas.microsoft.com/office/word/2010/wordprocessingGroup" xmlns:wpi="http://schemas.microsoft.com/office/word/2010/wordprocessingInk" xmlns:wne="http://schemas.microsoft.com/office/word/2006/wordml" xmlns:wps="http://schemas.microsoft.com/office/word/2010/wordprocessingShape" mc:Ignorable="w14 w15 w16se w16cid w16 w16cex w16sdtdh w16sdtfl w16du wp14">
+  <w:footnote w:type="separator" w:id="-1">
+    <w:p>
+      <w:pPr>
+        <w:spacing w:after="0" w:line="240" w:lineRule="auto"/>
+      </w:pPr>
+      <w:r>
+        <w:separator/>
+      </w:r>
+    </w:p>
+  </w:footnote>
+  <w:footnote w:type="continuationSeparator" w:id="0">
+    <w:p>
+      <w:pPr>
+        <w:spacing w:after="0" w:line="240" w:lineRule="auto"/>
+      </w:pPr>
+      <w:r>
+        <w:continuationSeparator/>
+      </w:r>
+    </w:p>
+  </w:footnote>
+</w:footnotes>
+</file>
+
+<file path=word/numbering.xml><?xml version="1.0" encoding="utf-8"?>
+<w:numbering xmlns:wpc="http://schemas.microsoft.com/office/word/2010/wordprocessingCanvas" xmlns:cx="http://schemas.microsoft.com/office/drawing/2014/chartex" xmlns:cx1="http://schemas.microsoft.com/office/drawing/2015/9/8/chartex" xmlns:cx2="http://schemas.microsoft.com/office/drawing/2015/10/21/chartex" xmlns:cx3="http://schemas.microsoft.com/office/drawing/2016/5/9/chartex" xmlns:cx4="http://schemas.microsoft.com/office/drawing/2016/5/10/chartex" xmlns:cx5="http://schemas.microsoft.com/office/drawing/2016/5/11/chartex" xmlns:cx6="http://schemas.microsoft.com/office/drawing/2016/5/12/chartex" xmlns:cx7="http://schemas.microsoft.com/office/drawing/2016/5/13/chartex" xmlns:cx8="http://schemas.microsoft.com/office/drawing/2016/5/14/chartex" xmlns:mc="http://schemas.openxmlformats.org/markup-compatibility/2006" xmlns:aink="http://schemas.microsoft.com/office/drawing/2016/ink" xmlns:am3d="http://schemas.microsoft.com/office/drawing/2017/model3d" xmlns:o="urn:schemas-microsoft-com:office:office" xmlns:oel="http://schemas.microsoft.com/office/2019/extlst" xmlns:r="http://schemas.openxmlformats.org/officeDocument/2006/relationships" xmlns:m="http://schemas.openxmlformats.org/officeDocument/2006/math" xmlns:v="urn:schemas-microsoft-com:vml" xmlns:wp14="http://schemas.microsoft.com/office/word/2010/wordprocessingDrawing" xmlns:wp="http://schemas.openxmlformats.org/drawingml/2006/wordprocessingDrawing" xmlns:w10="urn:schemas-microsoft-com:office:word" xmlns:w="http://schemas.openxmlformats.org/wordprocessingml/2006/main" xmlns:w14="http://schemas.microsoft.com/office/word/2010/wordml" xmlns:w15="http://schemas.microsoft.com/office/word/2012/wordml" xmlns:w16cex="http://schemas.microsoft.com/office/word/2018/wordml/cex" xmlns:w16cid="http://schemas.microsoft.com/office/word/2016/wordml/cid" xmlns:w16="http://schemas.microsoft.com/office/word/2018/wordml" xmlns:w16du="http://schemas.microsoft.com/office/word/2023/wordml/word16du" xmlns:w16sdtdh="http://schemas.microsoft.com/office/word/2020/wordml/sdtdatahash" xmlns:w16sdtfl="http://schemas.microsoft.com/office/word/2024/wordml/sdtformatlock" xmlns:w16se="http://schemas.microsoft.com/office/word/2015/wordml/symex" xmlns:wpg="http://schemas.microsoft.com/office/word/2010/wordprocessingGroup" xmlns:wpi="http://schemas.microsoft.com/office/word/2010/wordprocessingInk" xmlns:wne="http://schemas.microsoft.com/office/word/2006/wordml" xmlns:wps="http://schemas.microsoft.com/office/word/2010/wordprocessingShape" mc:Ignorable="w14 w15 w16se w16cid w16 w16cex w16sdtdh w16sdtfl w16du wp14">
+  <w:abstractNum w:abstractNumId="0" w15:restartNumberingAfterBreak="0">
+    <w:nsid w:val="7CF34060"/>
+    <w:multiLevelType w:val="hybridMultilevel"/>
+    <w:tmpl w:val="15246806"/>
+    <w:lvl w:ilvl="0" w:tplc="04090001">
+      <w:start w:val="1"/>
+      <w:numFmt w:val="bullet"/>
+      <w:lvlText w:val=""/>
+      <w:lvlJc w:val="left"/>
+      <w:pPr>
+        <w:ind w:left="720" w:hanging="360"/>
+      </w:pPr>
+      <w:rPr>
+        <w:rFonts w:ascii="Symbol" w:hAnsi="Symbol" w:hint="default"/>
+      </w:rPr>
+    </w:lvl>
+    <w:lvl w:ilvl="1" w:tplc="04090003">
+      <w:start w:val="1"/>
+      <w:numFmt w:val="bullet"/>
+      <w:lvlText w:val="o"/>
+      <w:lvlJc w:val="left"/>
+      <w:pPr>
+        <w:ind w:left="1440" w:hanging="360"/>
+      </w:pPr>
+      <w:rPr>
+        <w:rFonts w:ascii="Courier New" w:hAnsi="Courier New" w:cs="Courier New" w:hint="default"/>
+      </w:rPr>
+    </w:lvl>
+    <w:lvl w:ilvl="2" w:tplc="04090005" w:tentative="1">
+      <w:start w:val="1"/>
+      <w:numFmt w:val="bullet"/>
+      <w:lvlText w:val=""/>
+      <w:lvlJc w:val="left"/>
+      <w:pPr>
+        <w:ind w:left="2160" w:hanging="360"/>
+      </w:pPr>
+      <w:rPr>
+        <w:rFonts w:ascii="Wingdings" w:hAnsi="Wingdings" w:hint="default"/>
+      </w:rPr>
+    </w:lvl>
+    <w:lvl w:ilvl="3" w:tplc="04090001" w:tentative="1">
+      <w:start w:val="1"/>
+      <w:numFmt w:val="bullet"/>
+      <w:lvlText w:val=""/>
+      <w:lvlJc w:val="left"/>
+      <w:pPr>
+        <w:ind w:left="2880" w:hanging="360"/>
+      </w:pPr>
+      <w:rPr>
+        <w:rFonts w:ascii="Symbol" w:hAnsi="Symbol" w:hint="default"/>
+      </w:rPr>
+    </w:lvl>
+    <w:lvl w:ilvl="4" w:tplc="04090003" w:tentative="1">
+      <w:start w:val="1"/>
+      <w:numFmt w:val="bullet"/>
+      <w:lvlText w:val="o"/>
+      <w:lvlJc w:val="left"/>
+      <w:pPr>
+        <w:ind w:left="3600" w:hanging="360"/>
+      </w:pPr>
+      <w:rPr>
+        <w:rFonts w:ascii="Courier New" w:hAnsi="Courier New" w:cs="Courier New" w:hint="default"/>
+      </w:rPr>
+    </w:lvl>
+    <w:lvl w:ilvl="5" w:tplc="04090005" w:tentative="1">
+      <w:start w:val="1"/>
+      <w:numFmt w:val="bullet"/>
+      <w:lvlText w:val=""/>
+      <w:lvlJc w:val="left"/>
+      <w:pPr>
+        <w:ind w:left="4320" w:hanging="360"/>
+      </w:pPr>
+      <w:rPr>
+        <w:rFonts w:ascii="Wingdings" w:hAnsi="Wingdings" w:hint="default"/>
+      </w:rPr>
+    </w:lvl>
+    <w:lvl w:ilvl="6" w:tplc="04090001" w:tentative="1">
+      <w:start w:val="1"/>
+      <w:numFmt w:val="bullet"/>
+      <w:lvlText w:val=""/>
+      <w:lvlJc w:val="left"/>
+      <w:pPr>
+        <w:ind w:left="5040" w:hanging="360"/>
+      </w:pPr>
+      <w:rPr>
+        <w:rFonts w:ascii="Symbol" w:hAnsi="Symbol" w:hint="default"/>
+      </w:rPr>
+    </w:lvl>
+    <w:lvl w:ilvl="7" w:tplc="04090003" w:tentative="1">
+      <w:start w:val="1"/>
+      <w:numFmt w:val="bullet"/>
+      <w:lvlText w:val="o"/>
+      <w:lvlJc w:val="left"/>
+      <w:pPr>
+        <w:ind w:left="5760" w:hanging="360"/>
+      </w:pPr>
+      <w:rPr>
+        <w:rFonts w:ascii="Courier New" w:hAnsi="Courier New" w:cs="Courier New" w:hint="default"/>
+      </w:rPr>
+    </w:lvl>
+    <w:lvl w:ilvl="8" w:tplc="04090005" w:tentative="1">
+      <w:start w:val="1"/>
+      <w:numFmt w:val="bullet"/>
+      <w:lvlText w:val=""/>
+      <w:lvlJc w:val="left"/>
+      <w:pPr>
+        <w:ind w:left="6480" w:hanging="360"/>
+      </w:pPr>
+      <w:rPr>
+        <w:rFonts w:ascii="Wingdings" w:hAnsi="Wingdings" w:hint="default"/>
+      </w:rPr>
+    </w:lvl>
+  </w:abstractNum>
+  <w:num w:numId="1" w16cid:durableId="913516566">
+    <w:abstractNumId w:val="0"/>
+  </w:num>
+</w:numbering>
 </file>
 
 <file path=word/styles.xml><?xml version="1.0" encoding="utf-8"?>
@@ -2122,6 +2326,64 @@
       </w:tblBorders>
     </w:tblPr>
   </w:style>
+  <w:style w:type="paragraph" w:styleId="Header">
+    <w:name w:val="header"/>
+    <w:basedOn w:val="Normal"/>
+    <w:link w:val="HeaderChar"/>
+    <w:uiPriority w:val="99"/>
+    <w:unhideWhenUsed/>
+    <w:rsid w:val="00F11672"/>
+    <w:pPr>
+      <w:tabs>
+        <w:tab w:val="center" w:pos="4680"/>
+        <w:tab w:val="right" w:pos="9360"/>
+      </w:tabs>
+      <w:spacing w:after="0" w:line="240" w:lineRule="auto"/>
+    </w:pPr>
+  </w:style>
+  <w:style w:type="character" w:customStyle="1" w:styleId="HeaderChar">
+    <w:name w:val="Header Char"/>
+    <w:basedOn w:val="DefaultParagraphFont"/>
+    <w:link w:val="Header"/>
+    <w:uiPriority w:val="99"/>
+    <w:rsid w:val="00F11672"/>
+    <w:rPr>
+      <w:lang w:val="pt-BR"/>
+    </w:rPr>
+  </w:style>
+  <w:style w:type="paragraph" w:styleId="Footer">
+    <w:name w:val="footer"/>
+    <w:basedOn w:val="Normal"/>
+    <w:link w:val="FooterChar"/>
+    <w:uiPriority w:val="99"/>
+    <w:unhideWhenUsed/>
+    <w:rsid w:val="00F11672"/>
+    <w:pPr>
+      <w:tabs>
+        <w:tab w:val="center" w:pos="4680"/>
+        <w:tab w:val="right" w:pos="9360"/>
+      </w:tabs>
+      <w:spacing w:after="0" w:line="240" w:lineRule="auto"/>
+    </w:pPr>
+  </w:style>
+  <w:style w:type="character" w:customStyle="1" w:styleId="FooterChar">
+    <w:name w:val="Footer Char"/>
+    <w:basedOn w:val="DefaultParagraphFont"/>
+    <w:link w:val="Footer"/>
+    <w:uiPriority w:val="99"/>
+    <w:rsid w:val="00F11672"/>
+    <w:rPr>
+      <w:lang w:val="pt-BR"/>
+    </w:rPr>
+  </w:style>
+  <w:style w:type="character" w:styleId="PageNumber">
+    <w:name w:val="page number"/>
+    <w:basedOn w:val="DefaultParagraphFont"/>
+    <w:uiPriority w:val="99"/>
+    <w:semiHidden/>
+    <w:unhideWhenUsed/>
+    <w:rsid w:val="00F11672"/>
+  </w:style>
 </w:styles>
 </file>
 
@@ -2418,4 +2680,16 @@
     </a:ext>
   </a:extLst>
 </a:theme>
+</file>
+
+<file path=customXml/item1.xml><?xml version="1.0" encoding="utf-8"?>
+<b:Sources xmlns:b="http://schemas.openxmlformats.org/officeDocument/2006/bibliography" xmlns="http://schemas.openxmlformats.org/officeDocument/2006/bibliography" SelectedStyle="/APASixthEditionOfficeOnline.xsl" StyleName="APA" Version="6"/>
+</file>
+
+<file path=customXml/itemProps1.xml><?xml version="1.0" encoding="utf-8"?>
+<ds:datastoreItem xmlns:ds="http://schemas.openxmlformats.org/officeDocument/2006/customXml" ds:itemID="{C6990327-830F-C544-B8A7-4DB36E489702}">
+  <ds:schemaRefs>
+    <ds:schemaRef ds:uri="http://schemas.openxmlformats.org/officeDocument/2006/bibliography"/>
+  </ds:schemaRefs>
+</ds:datastoreItem>
 </file>